--- a/lab_2/TP-Kolenichenko-KB242-lab2.docx
+++ b/lab_2/TP-Kolenichenko-KB242-lab2.docx
@@ -4,7 +4,7 @@
   <w:body>
     <w:p>
       <w:pPr>
-        <w:spacing w:after="160"/>
+        <w:spacing w:after="160" w:beforeAutospacing="0" w:afterAutospacing="0"/>
         <w:jc w:val="center"/>
         <w:rPr>
           <w:rFonts w:ascii="Times New Roman" w:hAnsi="Times New Roman"/>
@@ -21,7 +21,7 @@
     </w:p>
     <w:p>
       <w:pPr>
-        <w:spacing w:after="160"/>
+        <w:spacing w:after="160" w:beforeAutospacing="0" w:afterAutospacing="0"/>
         <w:jc w:val="center"/>
         <w:rPr>
           <w:rFonts w:ascii="Times New Roman" w:hAnsi="Times New Roman"/>
@@ -66,7 +66,7 @@
         <w:tabs>
           <w:tab w:val="left" w:pos="0" w:leader="none"/>
         </w:tabs>
-        <w:spacing w:after="160"/>
+        <w:spacing w:after="160" w:beforeAutospacing="0" w:afterAutospacing="0"/>
         <w:ind w:firstLine="564"/>
         <w:jc w:val="both"/>
         <w:rPr>
@@ -89,7 +89,7 @@
         <w:tabs>
           <w:tab w:val="left" w:pos="0" w:leader="none"/>
         </w:tabs>
-        <w:spacing w:after="160"/>
+        <w:spacing w:after="160" w:beforeAutospacing="0" w:afterAutospacing="0"/>
         <w:ind w:firstLine="564"/>
         <w:jc w:val="both"/>
         <w:rPr>
@@ -120,7 +120,7 @@
         <w:tabs>
           <w:tab w:val="left" w:pos="0" w:leader="none"/>
         </w:tabs>
-        <w:spacing w:lineRule="auto" w:line="360" w:after="160"/>
+        <w:spacing w:lineRule="auto" w:line="360" w:after="160" w:beforeAutospacing="0" w:afterAutospacing="0"/>
         <w:ind w:hanging="0" w:left="564"/>
         <w:jc w:val="both"/>
         <w:rPr>
@@ -135,15 +135,7 @@
           <w:b w:val="0"/>
           <w:sz w:val="28"/>
         </w:rPr>
-        <w:t>1)</w:t>
-      </w:r>
-      <w:r>
-        <w:rPr>
-          <w:rFonts w:ascii="Times New Roman" w:hAnsi="Times New Roman"/>
-          <w:b w:val="0"/>
-          <w:sz w:val="28"/>
-        </w:rPr>
-        <w:t>завантаження початкових данні для довідника з csv файлу. Приклад csv файлу (lab2.csv), та оригінальній файл формату xlsx розміщені поряд з вказівками. Ім’я файлу для завантаження даних повинно передаватись в якості параметрів командного рядку.</w:t>
+        <w:t>1)завантаження початкових данні для довідника з csv файлу. Приклад csv файлу (lab2.csv), та оригінальній файл формату xlsx розміщені поряд з вказівками. Ім’я файлу для завантаження даних повинно передаватись в якості параметрів командного рядку.</w:t>
       </w:r>
     </w:p>
     <w:p>
@@ -152,7 +144,7 @@
         <w:tabs>
           <w:tab w:val="left" w:pos="0" w:leader="none"/>
         </w:tabs>
-        <w:spacing w:lineRule="auto" w:line="360" w:after="160"/>
+        <w:spacing w:lineRule="auto" w:line="360" w:after="160" w:beforeAutospacing="0" w:afterAutospacing="0"/>
         <w:ind w:hanging="0" w:left="564"/>
         <w:jc w:val="both"/>
         <w:rPr>
@@ -167,23 +159,7 @@
           <w:b w:val="0"/>
           <w:sz w:val="28"/>
         </w:rPr>
-        <w:t>2)</w:t>
-      </w:r>
-      <w:r>
-        <w:rPr>
-          <w:rFonts w:ascii="Times New Roman" w:hAnsi="Times New Roman"/>
-          <w:b w:val="0"/>
-          <w:sz w:val="28"/>
-        </w:rPr>
-        <w:t>зберігання довідника студентів у форматі CSV перед виходом із програми.</w:t>
-      </w:r>
-      <w:r>
-        <w:rPr>
-          <w:rFonts w:ascii="Times New Roman" w:hAnsi="Times New Roman"/>
-          <w:b w:val="0"/>
-          <w:sz w:val="28"/>
-        </w:rPr>
-        <w:t xml:space="preserve"> </w:t>
+        <w:t xml:space="preserve">2)зберігання довідника студентів у форматі CSV перед виходом із програми. </w:t>
       </w:r>
     </w:p>
     <w:p>
@@ -192,7 +168,7 @@
         <w:tabs>
           <w:tab w:val="left" w:pos="0" w:leader="none"/>
         </w:tabs>
-        <w:spacing w:lineRule="auto" w:line="360" w:after="160"/>
+        <w:spacing w:lineRule="auto" w:line="360" w:after="160" w:beforeAutospacing="0" w:afterAutospacing="0"/>
         <w:ind w:hanging="0" w:left="564"/>
         <w:jc w:val="both"/>
         <w:rPr>
@@ -207,15 +183,7 @@
           <w:b w:val="0"/>
           <w:sz w:val="28"/>
         </w:rPr>
-        <w:t>3)</w:t>
-      </w:r>
-      <w:r>
-        <w:rPr>
-          <w:rFonts w:ascii="Times New Roman" w:hAnsi="Times New Roman"/>
-          <w:b w:val="0"/>
-          <w:sz w:val="28"/>
-        </w:rPr>
-        <w:t>покриття основного функціоналу програми Юніт тестами.</w:t>
+        <w:t>3)покриття основного функціоналу програми Юніт тестами.</w:t>
       </w:r>
     </w:p>
     <w:p>
@@ -243,7 +211,7 @@
         <w:tabs>
           <w:tab w:val="left" w:pos="0" w:leader="none"/>
         </w:tabs>
-        <w:spacing w:lineRule="auto" w:line="360" w:after="160"/>
+        <w:spacing w:lineRule="auto" w:line="360" w:after="160" w:beforeAutospacing="0" w:afterAutospacing="0"/>
         <w:ind w:firstLine="564" w:left="0"/>
         <w:jc w:val="both"/>
         <w:rPr>
@@ -293,49 +261,10 @@
           <w:sz w:val="28"/>
         </w:rPr>
       </w:pPr>
-    </w:p>
-    <w:p>
-      <w:pPr>
-        <w:ind w:firstLine="564"/>
-        <w:jc w:val="both"/>
-        <w:rPr>
-          <w:rFonts w:ascii="Times New Roman" w:hAnsi="Times New Roman"/>
-          <w:sz w:val="28"/>
-        </w:rPr>
-      </w:pPr>
-    </w:p>
-    <w:p>
-      <w:pPr>
-        <w:ind w:firstLine="564"/>
-        <w:jc w:val="both"/>
-        <w:rPr>
-          <w:rFonts w:ascii="Times New Roman" w:hAnsi="Times New Roman"/>
-          <w:b w:val="1"/>
-          <w:sz w:val="28"/>
-        </w:rPr>
-      </w:pPr>
-      <w:r>
-        <w:rPr>
-          <w:rFonts w:ascii="Times New Roman" w:hAnsi="Times New Roman"/>
-          <w:b w:val="1"/>
-          <w:sz w:val="28"/>
-        </w:rPr>
-        <w:t>Текст програми:</w:t>
-      </w:r>
-    </w:p>
-    <w:p>
-      <w:pPr>
-        <w:ind w:firstLine="564"/>
-        <w:jc w:val="both"/>
-        <w:rPr>
-          <w:rFonts w:ascii="Times New Roman" w:hAnsi="Times New Roman"/>
-          <w:sz w:val="28"/>
-        </w:rPr>
-      </w:pPr>
       <w:r>
         <w:drawing>
           <wp:inline xmlns:wp="http://schemas.openxmlformats.org/drawingml/2006/wordprocessingDrawing">
-            <wp:extent cx="4884420" cy="7947660"/>
+            <wp:extent cx="5372100" cy="3040380"/>
             <wp:docPr id="2" name="Picture 2"/>
             <a:graphic xmlns:a="http://schemas.openxmlformats.org/drawingml/2006/main">
               <a:graphicData uri="http://schemas.openxmlformats.org/drawingml/2006/picture">
@@ -353,7 +282,7 @@
                   <pic:spPr>
                     <a:xfrm>
                       <a:off x="0" y="0"/>
-                      <a:ext cx="4884420" cy="7947660"/>
+                      <a:ext cx="5372100" cy="3040380"/>
                     </a:xfrm>
                     <a:prstGeom prst="rect"/>
                     <a:noFill/>
@@ -367,92 +296,191 @@
     </w:p>
     <w:p>
       <w:pPr>
-        <w:ind w:firstLine="552"/>
-        <w:jc w:val="both"/>
-        <w:rPr>
-          <w:rFonts w:ascii="Times New Roman" w:hAnsi="Times New Roman"/>
-          <w:b w:val="1"/>
-          <w:sz w:val="28"/>
-        </w:rPr>
-      </w:pPr>
-      <w:r>
-        <w:rPr>
-          <w:rFonts w:ascii="Times New Roman" w:hAnsi="Times New Roman"/>
-          <w:b w:val="1"/>
-          <w:sz w:val="28"/>
-        </w:rPr>
-        <w:t>Посилання на GitHub:</w:t>
-      </w:r>
-    </w:p>
-    <w:p>
-      <w:pPr>
-        <w:ind w:firstLine="552"/>
-        <w:jc w:val="both"/>
-        <w:rPr>
-          <w:rFonts w:ascii="Times New Roman" w:hAnsi="Times New Roman"/>
-          <w:sz w:val="28"/>
-        </w:rPr>
-      </w:pPr>
-      <w:r>
-        <w:rPr>
-          <w:rFonts w:ascii="Times New Roman" w:hAnsi="Times New Roman"/>
-          <w:sz w:val="28"/>
-        </w:rPr>
-        <w:fldChar w:fldCharType="begin"/>
-      </w:r>
-      <w:r>
-        <w:rPr>
-          <w:rFonts w:ascii="Times New Roman" w:hAnsi="Times New Roman"/>
-          <w:sz w:val="28"/>
-        </w:rPr>
-        <w:instrText>HYPERLINK "https://github.com/XXDXYX/TP-KB-242-Kolenichenko-Dmytro.git"</w:instrText>
-      </w:r>
-      <w:r>
-        <w:rPr>
-          <w:rFonts w:ascii="Times New Roman" w:hAnsi="Times New Roman"/>
-          <w:sz w:val="28"/>
-        </w:rPr>
-        <w:fldChar w:fldCharType="separate"/>
-      </w:r>
-      <w:r>
-        <w:rPr>
-          <w:rStyle w:val="C2"/>
-          <w:rFonts w:ascii="Times New Roman" w:hAnsi="Times New Roman"/>
-          <w:sz w:val="28"/>
-        </w:rPr>
-        <w:t>https://github.com/XXDXYX/TP-KB-242-Kolenichenko-Dmytro.git</w:t>
-      </w:r>
-      <w:r>
-        <w:rPr>
-          <w:rFonts w:ascii="Times New Roman" w:hAnsi="Times New Roman"/>
-          <w:sz w:val="28"/>
-        </w:rPr>
-        <w:fldChar w:fldCharType="end"/>
-      </w:r>
-    </w:p>
-    <w:p>
-      <w:pPr>
-        <w:ind w:firstLine="552"/>
-        <w:jc w:val="both"/>
-        <w:rPr>
-          <w:rFonts w:ascii="Times New Roman" w:hAnsi="Times New Roman"/>
-          <w:b w:val="1"/>
-          <w:sz w:val="28"/>
-        </w:rPr>
-      </w:pPr>
-      <w:r>
-        <w:rPr>
-          <w:rFonts w:ascii="Times New Roman" w:hAnsi="Times New Roman"/>
-          <w:b w:val="1"/>
-          <w:sz w:val="28"/>
-        </w:rPr>
-        <w:t>Знімок екрану з GitHub:</w:t>
-      </w:r>
-    </w:p>
-    <w:p>
-      <w:pPr>
-        <w:ind w:hanging="0"/>
-        <w:jc w:val="center"/>
+        <w:ind w:firstLine="564"/>
+        <w:jc w:val="both"/>
+        <w:rPr>
+          <w:rFonts w:ascii="Times New Roman" w:hAnsi="Times New Roman"/>
+          <w:sz w:val="28"/>
+        </w:rPr>
+      </w:pPr>
+    </w:p>
+    <w:p>
+      <w:pPr>
+        <w:ind w:firstLine="564"/>
+        <w:jc w:val="both"/>
+        <w:rPr>
+          <w:rFonts w:ascii="Times New Roman" w:hAnsi="Times New Roman"/>
+          <w:b w:val="1"/>
+          <w:sz w:val="28"/>
+        </w:rPr>
+      </w:pPr>
+    </w:p>
+    <w:p>
+      <w:pPr>
+        <w:ind w:firstLine="564"/>
+        <w:jc w:val="both"/>
+        <w:rPr>
+          <w:rFonts w:ascii="Times New Roman" w:hAnsi="Times New Roman"/>
+          <w:b w:val="1"/>
+          <w:sz w:val="28"/>
+        </w:rPr>
+      </w:pPr>
+    </w:p>
+    <w:p>
+      <w:pPr>
+        <w:ind w:firstLine="564"/>
+        <w:jc w:val="both"/>
+        <w:rPr>
+          <w:rFonts w:ascii="Times New Roman" w:hAnsi="Times New Roman"/>
+          <w:b w:val="1"/>
+          <w:sz w:val="28"/>
+        </w:rPr>
+      </w:pPr>
+    </w:p>
+    <w:p>
+      <w:pPr>
+        <w:ind w:firstLine="564"/>
+        <w:jc w:val="both"/>
+        <w:rPr>
+          <w:rFonts w:ascii="Times New Roman" w:hAnsi="Times New Roman"/>
+          <w:b w:val="1"/>
+          <w:sz w:val="28"/>
+        </w:rPr>
+      </w:pPr>
+    </w:p>
+    <w:p>
+      <w:pPr>
+        <w:ind w:firstLine="564"/>
+        <w:jc w:val="both"/>
+        <w:rPr>
+          <w:rFonts w:ascii="Times New Roman" w:hAnsi="Times New Roman"/>
+          <w:b w:val="1"/>
+          <w:sz w:val="28"/>
+        </w:rPr>
+      </w:pPr>
+    </w:p>
+    <w:p>
+      <w:pPr>
+        <w:ind w:firstLine="564"/>
+        <w:jc w:val="both"/>
+        <w:rPr>
+          <w:rFonts w:ascii="Times New Roman" w:hAnsi="Times New Roman"/>
+          <w:b w:val="1"/>
+          <w:sz w:val="28"/>
+        </w:rPr>
+      </w:pPr>
+    </w:p>
+    <w:p>
+      <w:pPr>
+        <w:ind w:firstLine="564"/>
+        <w:jc w:val="both"/>
+        <w:rPr>
+          <w:rFonts w:ascii="Times New Roman" w:hAnsi="Times New Roman"/>
+          <w:b w:val="1"/>
+          <w:sz w:val="28"/>
+        </w:rPr>
+      </w:pPr>
+    </w:p>
+    <w:p>
+      <w:pPr>
+        <w:ind w:firstLine="564"/>
+        <w:jc w:val="both"/>
+        <w:rPr>
+          <w:rFonts w:ascii="Times New Roman" w:hAnsi="Times New Roman"/>
+          <w:b w:val="1"/>
+          <w:sz w:val="28"/>
+        </w:rPr>
+      </w:pPr>
+    </w:p>
+    <w:p>
+      <w:pPr>
+        <w:ind w:firstLine="564"/>
+        <w:jc w:val="both"/>
+        <w:rPr>
+          <w:rFonts w:ascii="Times New Roman" w:hAnsi="Times New Roman"/>
+          <w:b w:val="1"/>
+          <w:sz w:val="28"/>
+        </w:rPr>
+      </w:pPr>
+    </w:p>
+    <w:p>
+      <w:pPr>
+        <w:ind w:firstLine="564"/>
+        <w:jc w:val="both"/>
+        <w:rPr>
+          <w:rFonts w:ascii="Times New Roman" w:hAnsi="Times New Roman"/>
+          <w:b w:val="1"/>
+          <w:sz w:val="28"/>
+        </w:rPr>
+      </w:pPr>
+    </w:p>
+    <w:p>
+      <w:pPr>
+        <w:ind w:firstLine="564"/>
+        <w:jc w:val="both"/>
+        <w:rPr>
+          <w:rFonts w:ascii="Times New Roman" w:hAnsi="Times New Roman"/>
+          <w:b w:val="1"/>
+          <w:sz w:val="28"/>
+        </w:rPr>
+      </w:pPr>
+    </w:p>
+    <w:p>
+      <w:pPr>
+        <w:ind w:firstLine="564"/>
+        <w:jc w:val="both"/>
+        <w:rPr>
+          <w:rFonts w:ascii="Times New Roman" w:hAnsi="Times New Roman"/>
+          <w:b w:val="1"/>
+          <w:sz w:val="28"/>
+        </w:rPr>
+      </w:pPr>
+    </w:p>
+    <w:p>
+      <w:pPr>
+        <w:ind w:firstLine="564"/>
+        <w:jc w:val="both"/>
+        <w:rPr>
+          <w:rFonts w:ascii="Times New Roman" w:hAnsi="Times New Roman"/>
+          <w:b w:val="1"/>
+          <w:sz w:val="28"/>
+        </w:rPr>
+      </w:pPr>
+    </w:p>
+    <w:p>
+      <w:pPr>
+        <w:ind w:firstLine="564"/>
+        <w:jc w:val="both"/>
+        <w:rPr>
+          <w:rFonts w:ascii="Times New Roman" w:hAnsi="Times New Roman"/>
+          <w:b w:val="1"/>
+          <w:sz w:val="28"/>
+        </w:rPr>
+      </w:pPr>
+    </w:p>
+    <w:p>
+      <w:pPr>
+        <w:ind w:firstLine="564"/>
+        <w:jc w:val="both"/>
+        <w:rPr>
+          <w:rFonts w:ascii="Times New Roman" w:hAnsi="Times New Roman"/>
+          <w:b w:val="1"/>
+          <w:sz w:val="28"/>
+        </w:rPr>
+      </w:pPr>
+      <w:r>
+        <w:rPr>
+          <w:rFonts w:ascii="Times New Roman" w:hAnsi="Times New Roman"/>
+          <w:b w:val="1"/>
+          <w:sz w:val="28"/>
+        </w:rPr>
+        <w:t>Текст програми:</w:t>
+      </w:r>
+    </w:p>
+    <w:p>
+      <w:pPr>
+        <w:ind w:firstLine="564"/>
+        <w:jc w:val="both"/>
         <w:rPr>
           <w:rFonts w:ascii="Times New Roman" w:hAnsi="Times New Roman"/>
           <w:sz w:val="28"/>
@@ -461,7 +489,7 @@
       <w:r>
         <w:drawing>
           <wp:inline xmlns:wp="http://schemas.openxmlformats.org/drawingml/2006/wordprocessingDrawing">
-            <wp:extent cx="6484620" cy="3505200"/>
+            <wp:extent cx="4884420" cy="7947660"/>
             <wp:docPr id="3" name="Picture 3"/>
             <a:graphic xmlns:a="http://schemas.openxmlformats.org/drawingml/2006/main">
               <a:graphicData uri="http://schemas.openxmlformats.org/drawingml/2006/picture">
@@ -479,7 +507,7 @@
                   <pic:spPr>
                     <a:xfrm>
                       <a:off x="0" y="0"/>
-                      <a:ext cx="6484620" cy="3505200"/>
+                      <a:ext cx="4884420" cy="7947660"/>
                     </a:xfrm>
                     <a:prstGeom prst="rect"/>
                     <a:noFill/>
@@ -503,7 +531,7 @@
       <w:r>
         <w:drawing>
           <wp:inline xmlns:wp="http://schemas.openxmlformats.org/drawingml/2006/wordprocessingDrawing">
-            <wp:extent cx="5570220" cy="6080760"/>
+            <wp:extent cx="6110605" cy="7900670"/>
             <wp:docPr id="4" name="Picture 4"/>
             <a:graphic xmlns:a="http://schemas.openxmlformats.org/drawingml/2006/main">
               <a:graphicData uri="http://schemas.openxmlformats.org/drawingml/2006/picture">
@@ -521,6 +549,185 @@
                   <pic:spPr>
                     <a:xfrm>
                       <a:off x="0" y="0"/>
+                      <a:ext cx="6110605" cy="7900670"/>
+                    </a:xfrm>
+                    <a:prstGeom prst="rect"/>
+                    <a:noFill/>
+                  </pic:spPr>
+                </pic:pic>
+              </a:graphicData>
+            </a:graphic>
+          </wp:inline>
+        </w:drawing>
+      </w:r>
+    </w:p>
+    <w:p>
+      <w:pPr>
+        <w:ind w:firstLine="552"/>
+        <w:jc w:val="both"/>
+        <w:rPr>
+          <w:rFonts w:ascii="Times New Roman" w:hAnsi="Times New Roman"/>
+          <w:b w:val="1"/>
+          <w:sz w:val="28"/>
+        </w:rPr>
+      </w:pPr>
+    </w:p>
+    <w:p>
+      <w:pPr>
+        <w:ind w:firstLine="552"/>
+        <w:jc w:val="both"/>
+        <w:rPr>
+          <w:rFonts w:ascii="Times New Roman" w:hAnsi="Times New Roman"/>
+          <w:b w:val="1"/>
+          <w:sz w:val="28"/>
+        </w:rPr>
+      </w:pPr>
+      <w:r>
+        <w:rPr>
+          <w:rFonts w:ascii="Times New Roman" w:hAnsi="Times New Roman"/>
+          <w:b w:val="1"/>
+          <w:sz w:val="28"/>
+        </w:rPr>
+        <w:t>Посилання на GitHub:</w:t>
+      </w:r>
+    </w:p>
+    <w:p>
+      <w:pPr>
+        <w:ind w:firstLine="552"/>
+        <w:jc w:val="both"/>
+        <w:rPr>
+          <w:rFonts w:ascii="Times New Roman" w:hAnsi="Times New Roman"/>
+          <w:sz w:val="28"/>
+        </w:rPr>
+      </w:pPr>
+      <w:r>
+        <w:rPr>
+          <w:rFonts w:ascii="Times New Roman" w:hAnsi="Times New Roman"/>
+          <w:sz w:val="28"/>
+        </w:rPr>
+        <w:fldChar w:fldCharType="begin"/>
+      </w:r>
+      <w:r>
+        <w:rPr>
+          <w:rFonts w:ascii="Times New Roman" w:hAnsi="Times New Roman"/>
+          <w:sz w:val="28"/>
+        </w:rPr>
+        <w:instrText>HYPERLINK "https://github.com/XXDXYX/TP-KB-242-Kolenichenko-Dmytro.git"</w:instrText>
+      </w:r>
+      <w:r>
+        <w:rPr>
+          <w:rFonts w:ascii="Times New Roman" w:hAnsi="Times New Roman"/>
+          <w:sz w:val="28"/>
+        </w:rPr>
+        <w:fldChar w:fldCharType="separate"/>
+      </w:r>
+      <w:r>
+        <w:rPr>
+          <w:rStyle w:val="C2"/>
+          <w:rFonts w:ascii="Times New Roman" w:hAnsi="Times New Roman"/>
+          <w:sz w:val="28"/>
+        </w:rPr>
+        <w:t>https://github.com/XXDXYX/TP-KB-242-Kolenichenko-Dmytro.git</w:t>
+      </w:r>
+      <w:r>
+        <w:rPr>
+          <w:rFonts w:ascii="Times New Roman" w:hAnsi="Times New Roman"/>
+          <w:sz w:val="28"/>
+        </w:rPr>
+        <w:fldChar w:fldCharType="end"/>
+      </w:r>
+    </w:p>
+    <w:p>
+      <w:pPr>
+        <w:ind w:firstLine="552"/>
+        <w:jc w:val="both"/>
+        <w:rPr>
+          <w:rFonts w:ascii="Times New Roman" w:hAnsi="Times New Roman"/>
+          <w:b w:val="1"/>
+          <w:sz w:val="28"/>
+        </w:rPr>
+      </w:pPr>
+      <w:r>
+        <w:rPr>
+          <w:rFonts w:ascii="Times New Roman" w:hAnsi="Times New Roman"/>
+          <w:b w:val="1"/>
+          <w:sz w:val="28"/>
+        </w:rPr>
+        <w:t>Знімок екрану з GitHub:</w:t>
+      </w:r>
+    </w:p>
+    <w:p>
+      <w:pPr>
+        <w:ind w:hanging="0"/>
+        <w:jc w:val="center"/>
+        <w:rPr>
+          <w:rFonts w:ascii="Times New Roman" w:hAnsi="Times New Roman"/>
+          <w:sz w:val="28"/>
+        </w:rPr>
+      </w:pPr>
+      <w:r>
+        <w:drawing>
+          <wp:inline xmlns:wp="http://schemas.openxmlformats.org/drawingml/2006/wordprocessingDrawing">
+            <wp:extent cx="6484620" cy="3505200"/>
+            <wp:docPr id="5" name="Picture 5"/>
+            <a:graphic xmlns:a="http://schemas.openxmlformats.org/drawingml/2006/main">
+              <a:graphicData uri="http://schemas.openxmlformats.org/drawingml/2006/picture">
+                <pic:pic xmlns:pic="http://schemas.openxmlformats.org/drawingml/2006/picture">
+                  <pic:nvPicPr>
+                    <pic:cNvPr id="5" name="Picture 5"/>
+                    <pic:cNvPicPr/>
+                  </pic:nvPicPr>
+                  <pic:blipFill>
+                    <a:blip xmlns:r="http://schemas.openxmlformats.org/officeDocument/2006/relationships" r:embed="Relimage5"/>
+                    <a:stretch>
+                      <a:fillRect/>
+                    </a:stretch>
+                  </pic:blipFill>
+                  <pic:spPr>
+                    <a:xfrm>
+                      <a:off x="0" y="0"/>
+                      <a:ext cx="6484620" cy="3505200"/>
+                    </a:xfrm>
+                    <a:prstGeom prst="rect"/>
+                    <a:noFill/>
+                  </pic:spPr>
+                </pic:pic>
+              </a:graphicData>
+            </a:graphic>
+          </wp:inline>
+        </w:drawing>
+      </w:r>
+    </w:p>
+    <w:p>
+      <w:pPr>
+        <w:ind w:firstLine="564"/>
+        <w:jc w:val="both"/>
+        <w:rPr>
+          <w:rFonts w:ascii="Times New Roman" w:hAnsi="Times New Roman"/>
+          <w:sz w:val="28"/>
+        </w:rPr>
+      </w:pPr>
+      <w:r>
+        <w:drawing>
+          <wp:inline xmlns:wp="http://schemas.openxmlformats.org/drawingml/2006/wordprocessingDrawing">
+            <wp:extent cx="5570220" cy="6080760"/>
+            <wp:docPr id="6" name="Picture 6"/>
+            <a:graphic xmlns:a="http://schemas.openxmlformats.org/drawingml/2006/main">
+              <a:graphicData uri="http://schemas.openxmlformats.org/drawingml/2006/picture">
+                <pic:pic xmlns:pic="http://schemas.openxmlformats.org/drawingml/2006/picture">
+                  <pic:nvPicPr>
+                    <pic:cNvPr id="6" name="Picture 6"/>
+                    <pic:cNvPicPr/>
+                  </pic:nvPicPr>
+                  <pic:blipFill>
+                    <a:blip xmlns:r="http://schemas.openxmlformats.org/officeDocument/2006/relationships" r:embed="Relimage6"/>
+                    <a:stretch>
+                      <a:fillRect/>
+                    </a:stretch>
+                  </pic:blipFill>
+                  <pic:spPr>
+                    <a:xfrm>
+                      <a:off x="0" y="0"/>
                       <a:ext cx="5570220" cy="6080760"/>
                     </a:xfrm>
                     <a:prstGeom prst="rect"/>
@@ -547,35 +754,7 @@
           <w:rFonts w:ascii="Times New Roman" w:hAnsi="Times New Roman"/>
           <w:sz w:val="28"/>
         </w:rPr>
-        <w:t xml:space="preserve">Висновок: </w:t>
-      </w:r>
-      <w:r>
-        <w:rPr>
-          <w:rFonts w:ascii="Times New Roman" w:hAnsi="Times New Roman"/>
-          <w:sz w:val="28"/>
-        </w:rPr>
-        <w:t>Вдосконалені навички ро</w:t>
-      </w:r>
-      <w:r>
-        <w:rPr>
-          <w:rFonts w:ascii="Times New Roman" w:hAnsi="Times New Roman"/>
-          <w:sz w:val="28"/>
-        </w:rPr>
-        <w:t>боти з</w:t>
-      </w:r>
-      <w:r>
-        <w:rPr>
-          <w:rFonts w:ascii="Times New Roman" w:hAnsi="Times New Roman"/>
-          <w:sz w:val="28"/>
-        </w:rPr>
-        <w:t xml:space="preserve"> файлами</w:t>
-      </w:r>
-      <w:r>
-        <w:rPr>
-          <w:rFonts w:ascii="Times New Roman" w:hAnsi="Times New Roman"/>
-          <w:sz w:val="28"/>
-        </w:rPr>
-        <w:t>.</w:t>
+        <w:t>Висновок: Вдосконалені навички роботи з файлами.</w:t>
       </w:r>
     </w:p>
     <w:sectPr>
@@ -598,7 +777,7 @@
       <w:lvlText w:val="%1)"/>
       <w:lvlJc w:val="left"/>
       <w:pPr>
-        <w:spacing w:lineRule="auto" w:line="240" w:after="0"/>
+        <w:spacing w:lineRule="auto" w:line="240" w:after="0" w:beforeAutospacing="0" w:afterAutospacing="0"/>
         <w:ind w:hanging="360" w:left="1080"/>
       </w:pPr>
       <w:rPr/>
@@ -610,7 +789,7 @@
       <w:lvlText w:val="%2."/>
       <w:lvlJc w:val="left"/>
       <w:pPr>
-        <w:spacing w:lineRule="auto" w:line="240" w:after="0"/>
+        <w:spacing w:lineRule="auto" w:line="240" w:after="0" w:beforeAutospacing="0" w:afterAutospacing="0"/>
         <w:ind w:hanging="360" w:left="1800"/>
       </w:pPr>
       <w:rPr/>
@@ -622,7 +801,7 @@
       <w:lvlText w:val="%3."/>
       <w:lvlJc w:val="right"/>
       <w:pPr>
-        <w:spacing w:lineRule="auto" w:line="240" w:after="0"/>
+        <w:spacing w:lineRule="auto" w:line="240" w:after="0" w:beforeAutospacing="0" w:afterAutospacing="0"/>
         <w:ind w:hanging="180" w:left="2520"/>
       </w:pPr>
       <w:rPr/>
@@ -634,7 +813,7 @@
       <w:lvlText w:val="%4."/>
       <w:lvlJc w:val="left"/>
       <w:pPr>
-        <w:spacing w:lineRule="auto" w:line="240" w:after="0"/>
+        <w:spacing w:lineRule="auto" w:line="240" w:after="0" w:beforeAutospacing="0" w:afterAutospacing="0"/>
         <w:ind w:hanging="360" w:left="3240"/>
       </w:pPr>
       <w:rPr/>
@@ -646,7 +825,7 @@
       <w:lvlText w:val="%5."/>
       <w:lvlJc w:val="left"/>
       <w:pPr>
-        <w:spacing w:lineRule="auto" w:line="240" w:after="0"/>
+        <w:spacing w:lineRule="auto" w:line="240" w:after="0" w:beforeAutospacing="0" w:afterAutospacing="0"/>
         <w:ind w:hanging="360" w:left="3960"/>
       </w:pPr>
       <w:rPr/>
@@ -658,7 +837,7 @@
       <w:lvlText w:val="%6."/>
       <w:lvlJc w:val="right"/>
       <w:pPr>
-        <w:spacing w:lineRule="auto" w:line="240" w:after="0"/>
+        <w:spacing w:lineRule="auto" w:line="240" w:after="0" w:beforeAutospacing="0" w:afterAutospacing="0"/>
         <w:ind w:hanging="180" w:left="4680"/>
       </w:pPr>
       <w:rPr/>
@@ -670,7 +849,7 @@
       <w:lvlText w:val="%7."/>
       <w:lvlJc w:val="left"/>
       <w:pPr>
-        <w:spacing w:lineRule="auto" w:line="240" w:after="0"/>
+        <w:spacing w:lineRule="auto" w:line="240" w:after="0" w:beforeAutospacing="0" w:afterAutospacing="0"/>
         <w:ind w:hanging="360" w:left="5400"/>
       </w:pPr>
       <w:rPr/>
@@ -682,7 +861,7 @@
       <w:lvlText w:val="%8."/>
       <w:lvlJc w:val="left"/>
       <w:pPr>
-        <w:spacing w:lineRule="auto" w:line="240" w:after="0"/>
+        <w:spacing w:lineRule="auto" w:line="240" w:after="0" w:beforeAutospacing="0" w:afterAutospacing="0"/>
         <w:ind w:hanging="360" w:left="6120"/>
       </w:pPr>
       <w:rPr/>
@@ -694,7 +873,7 @@
       <w:lvlText w:val="%9."/>
       <w:lvlJc w:val="right"/>
       <w:pPr>
-        <w:spacing w:lineRule="auto" w:line="240" w:after="0"/>
+        <w:spacing w:lineRule="auto" w:line="240" w:after="0" w:beforeAutospacing="0" w:afterAutospacing="0"/>
         <w:ind w:hanging="180" w:left="6840"/>
       </w:pPr>
       <w:rPr/>
